--- a/assets/PlantillaUnoColumnasEng.docx
+++ b/assets/PlantillaUnoColumnasEng.docx
@@ -342,7 +342,7 @@
           <w:bCs/>
           <w:lang w:val="es-ES"/>
         </w:rPr>
-        <w:t>{idioma} – {nivel}</w:t>
+        <w:t>{idioma}</w:t>
       </w:r>
       <w:r>
         <w:rPr>

--- a/assets/PlantillaUnoColumnasEng.docx
+++ b/assets/PlantillaUnoColumnasEng.docx
@@ -76,12 +76,21 @@
           </wp:anchor>
         </w:drawing>
       </w:r>
+      <w:proofErr w:type="spellStart"/>
       <w:r>
         <w:rPr>
           <w:color w:val="45B0E1" w:themeColor="accent1" w:themeTint="99"/>
           <w:lang w:val="es-ES"/>
         </w:rPr>
-        <w:t>Curriculum Vitae</w:t>
+        <w:t>Curriculum</w:t>
+      </w:r>
+      <w:proofErr w:type="spellEnd"/>
+      <w:r>
+        <w:rPr>
+          <w:color w:val="45B0E1" w:themeColor="accent1" w:themeTint="99"/>
+          <w:lang w:val="es-ES"/>
+        </w:rPr>
+        <w:t xml:space="preserve"> Vitae</w:t>
       </w:r>
     </w:p>
     <w:p>
@@ -98,11 +107,19 @@
           <w:lang w:val="es-ES"/>
         </w:rPr>
       </w:pPr>
-      <w:r>
-        <w:rPr>
-          <w:lang w:val="es-ES"/>
-        </w:rPr>
-        <w:t>Curriculum Vitae</w:t>
+      <w:proofErr w:type="spellStart"/>
+      <w:r>
+        <w:rPr>
+          <w:lang w:val="es-ES"/>
+        </w:rPr>
+        <w:t>Curriculum</w:t>
+      </w:r>
+      <w:proofErr w:type="spellEnd"/>
+      <w:r>
+        <w:rPr>
+          <w:lang w:val="es-ES"/>
+        </w:rPr>
+        <w:t xml:space="preserve"> Vitae</w:t>
       </w:r>
     </w:p>
     <w:p>
@@ -161,9 +178,27 @@
           <w:lang w:val="es-ES"/>
         </w:rPr>
       </w:pPr>
-      <w:r>
-        <w:t>Surname and first name</w:t>
-      </w:r>
+      <w:proofErr w:type="spellStart"/>
+      <w:r>
+        <w:t>Surname</w:t>
+      </w:r>
+      <w:proofErr w:type="spellEnd"/>
+      <w:r>
+        <w:t xml:space="preserve"> and </w:t>
+      </w:r>
+      <w:proofErr w:type="spellStart"/>
+      <w:r>
+        <w:t>first</w:t>
+      </w:r>
+      <w:proofErr w:type="spellEnd"/>
+      <w:r>
+        <w:t xml:space="preserve"> </w:t>
+      </w:r>
+      <w:proofErr w:type="spellStart"/>
+      <w:r>
+        <w:t>name</w:t>
+      </w:r>
+      <w:proofErr w:type="spellEnd"/>
       <w:r>
         <w:t>:</w:t>
       </w:r>
@@ -178,6 +213,7 @@
         </w:rPr>
         <w:t>{</w:t>
       </w:r>
+      <w:proofErr w:type="spellStart"/>
       <w:r>
         <w:rPr>
           <w:b/>
@@ -194,6 +230,7 @@
         </w:rPr>
         <w:t>tNom</w:t>
       </w:r>
+      <w:proofErr w:type="spellEnd"/>
       <w:r>
         <w:rPr>
           <w:b/>
@@ -211,18 +248,68 @@
           <w:lang w:val="es-ES"/>
         </w:rPr>
       </w:pPr>
-      <w:r>
-        <w:rPr>
-          <w:lang w:val="es-ES"/>
-        </w:rPr>
-        <w:t>Years of professional experience:</w:t>
-      </w:r>
+      <w:proofErr w:type="spellStart"/>
+      <w:r>
+        <w:rPr>
+          <w:lang w:val="es-ES"/>
+        </w:rPr>
+        <w:t>Years</w:t>
+      </w:r>
+      <w:proofErr w:type="spellEnd"/>
       <w:r>
         <w:rPr>
           <w:lang w:val="es-ES"/>
         </w:rPr>
         <w:t xml:space="preserve"> </w:t>
       </w:r>
+      <w:proofErr w:type="spellStart"/>
+      <w:r>
+        <w:rPr>
+          <w:lang w:val="es-ES"/>
+        </w:rPr>
+        <w:t>of</w:t>
+      </w:r>
+      <w:proofErr w:type="spellEnd"/>
+      <w:r>
+        <w:rPr>
+          <w:lang w:val="es-ES"/>
+        </w:rPr>
+        <w:t xml:space="preserve"> </w:t>
+      </w:r>
+      <w:proofErr w:type="spellStart"/>
+      <w:r>
+        <w:rPr>
+          <w:lang w:val="es-ES"/>
+        </w:rPr>
+        <w:t>professional</w:t>
+      </w:r>
+      <w:proofErr w:type="spellEnd"/>
+      <w:r>
+        <w:rPr>
+          <w:lang w:val="es-ES"/>
+        </w:rPr>
+        <w:t xml:space="preserve"> </w:t>
+      </w:r>
+      <w:proofErr w:type="spellStart"/>
+      <w:r>
+        <w:rPr>
+          <w:lang w:val="es-ES"/>
+        </w:rPr>
+        <w:t>experience</w:t>
+      </w:r>
+      <w:proofErr w:type="spellEnd"/>
+      <w:r>
+        <w:rPr>
+          <w:lang w:val="es-ES"/>
+        </w:rPr>
+        <w:t>:</w:t>
+      </w:r>
+      <w:r>
+        <w:rPr>
+          <w:lang w:val="es-ES"/>
+        </w:rPr>
+        <w:t xml:space="preserve"> </w:t>
+      </w:r>
       <w:r>
         <w:rPr>
           <w:b/>
@@ -231,6 +318,7 @@
         </w:rPr>
         <w:t>{</w:t>
       </w:r>
+      <w:proofErr w:type="spellStart"/>
       <w:r>
         <w:rPr>
           <w:b/>
@@ -238,6 +326,7 @@
         </w:rPr>
         <w:t>EtTiempoExp</w:t>
       </w:r>
+      <w:proofErr w:type="spellEnd"/>
       <w:r>
         <w:rPr>
           <w:b/>
@@ -255,9 +344,11 @@
           <w:lang w:val="es-ES"/>
         </w:rPr>
       </w:pPr>
+      <w:proofErr w:type="spellStart"/>
       <w:r>
         <w:t>Nationality</w:t>
       </w:r>
+      <w:proofErr w:type="spellEnd"/>
       <w:r>
         <w:t>:</w:t>
       </w:r>
@@ -275,6 +366,7 @@
         </w:rPr>
         <w:t>{</w:t>
       </w:r>
+      <w:proofErr w:type="spellStart"/>
       <w:r>
         <w:rPr>
           <w:b/>
@@ -283,6 +375,7 @@
         </w:rPr>
         <w:t>EtNa</w:t>
       </w:r>
+      <w:proofErr w:type="spellEnd"/>
       <w:r>
         <w:rPr>
           <w:b/>
@@ -302,12 +395,14 @@
           <w:lang w:val="es-ES"/>
         </w:rPr>
       </w:pPr>
+      <w:proofErr w:type="spellStart"/>
       <w:r>
         <w:rPr>
           <w:lang w:val="es-ES"/>
         </w:rPr>
         <w:t>Languages</w:t>
       </w:r>
+      <w:proofErr w:type="spellEnd"/>
       <w:r>
         <w:rPr>
           <w:lang w:val="es-ES"/>
@@ -358,7 +453,25 @@
           <w:bCs/>
           <w:lang w:val="es-ES"/>
         </w:rPr>
-        <w:t>{/EtId}</w:t>
+        <w:t>{/</w:t>
+      </w:r>
+      <w:proofErr w:type="spellStart"/>
+      <w:r>
+        <w:rPr>
+          <w:b/>
+          <w:bCs/>
+          <w:lang w:val="es-ES"/>
+        </w:rPr>
+        <w:t>EtId</w:t>
+      </w:r>
+      <w:proofErr w:type="spellEnd"/>
+      <w:r>
+        <w:rPr>
+          <w:b/>
+          <w:bCs/>
+          <w:lang w:val="es-ES"/>
+        </w:rPr>
+        <w:t>}</w:t>
       </w:r>
     </w:p>
     <w:p>
@@ -369,9 +482,19 @@
           <w:lang w:val="es-ES"/>
         </w:rPr>
       </w:pPr>
-      <w:r>
-        <w:t>Current residence</w:t>
-      </w:r>
+      <w:proofErr w:type="spellStart"/>
+      <w:r>
+        <w:t>Current</w:t>
+      </w:r>
+      <w:proofErr w:type="spellEnd"/>
+      <w:r>
+        <w:t xml:space="preserve"> </w:t>
+      </w:r>
+      <w:proofErr w:type="spellStart"/>
+      <w:r>
+        <w:t>residence</w:t>
+      </w:r>
+      <w:proofErr w:type="spellEnd"/>
       <w:r>
         <w:t xml:space="preserve">: </w:t>
       </w:r>
@@ -383,6 +506,7 @@
         </w:rPr>
         <w:t>{</w:t>
       </w:r>
+      <w:proofErr w:type="spellStart"/>
       <w:r>
         <w:rPr>
           <w:b/>
@@ -391,6 +515,7 @@
         </w:rPr>
         <w:t>EtRe</w:t>
       </w:r>
+      <w:proofErr w:type="spellEnd"/>
       <w:r>
         <w:rPr>
           <w:b/>
@@ -424,6 +549,7 @@
         </w:rPr>
         <w:t>{</w:t>
       </w:r>
+      <w:proofErr w:type="spellStart"/>
       <w:r>
         <w:rPr>
           <w:b/>
@@ -433,6 +559,7 @@
         </w:rPr>
         <w:t>EtEd</w:t>
       </w:r>
+      <w:proofErr w:type="spellEnd"/>
       <w:r>
         <w:rPr>
           <w:b/>
@@ -531,12 +658,14 @@
           <w:lang w:val="es-ES"/>
         </w:rPr>
       </w:pPr>
+      <w:proofErr w:type="spellStart"/>
       <w:r>
         <w:rPr>
           <w:lang w:val="es-ES"/>
         </w:rPr>
         <w:t>Degree</w:t>
       </w:r>
+      <w:proofErr w:type="spellEnd"/>
       <w:r>
         <w:rPr>
           <w:lang w:val="es-ES"/>
@@ -563,11 +692,19 @@
           <w:lang w:val="es-ES"/>
         </w:rPr>
       </w:pPr>
-      <w:r>
-        <w:rPr>
-          <w:lang w:val="es-ES"/>
-        </w:rPr>
-        <w:t>Start date</w:t>
+      <w:proofErr w:type="spellStart"/>
+      <w:r>
+        <w:rPr>
+          <w:lang w:val="es-ES"/>
+        </w:rPr>
+        <w:t>Start</w:t>
+      </w:r>
+      <w:proofErr w:type="spellEnd"/>
+      <w:r>
+        <w:rPr>
+          <w:lang w:val="es-ES"/>
+        </w:rPr>
+        <w:t xml:space="preserve"> date</w:t>
       </w:r>
       <w:r>
         <w:rPr>
@@ -581,7 +718,25 @@
           <w:bCs/>
           <w:lang w:val="es-ES"/>
         </w:rPr>
-        <w:t xml:space="preserve"> {fechaIni}</w:t>
+        <w:t xml:space="preserve"> {</w:t>
+      </w:r>
+      <w:proofErr w:type="spellStart"/>
+      <w:r>
+        <w:rPr>
+          <w:b/>
+          <w:bCs/>
+          <w:lang w:val="es-ES"/>
+        </w:rPr>
+        <w:t>fechaIni</w:t>
+      </w:r>
+      <w:proofErr w:type="spellEnd"/>
+      <w:r>
+        <w:rPr>
+          <w:b/>
+          <w:bCs/>
+          <w:lang w:val="es-ES"/>
+        </w:rPr>
+        <w:t>}</w:t>
       </w:r>
     </w:p>
     <w:p>
@@ -593,9 +748,11 @@
           <w:lang w:val="es-ES"/>
         </w:rPr>
       </w:pPr>
+      <w:proofErr w:type="spellStart"/>
       <w:r>
         <w:t>Generation</w:t>
       </w:r>
+      <w:proofErr w:type="spellEnd"/>
       <w:r>
         <w:rPr>
           <w:lang w:val="es-ES"/>
@@ -610,6 +767,7 @@
         </w:rPr>
         <w:t xml:space="preserve"> {</w:t>
       </w:r>
+      <w:proofErr w:type="spellStart"/>
       <w:r>
         <w:rPr>
           <w:b/>
@@ -619,6 +777,7 @@
         </w:rPr>
         <w:t>generacion</w:t>
       </w:r>
+      <w:proofErr w:type="spellEnd"/>
       <w:r>
         <w:rPr>
           <w:b/>
@@ -994,7 +1153,21 @@
               <w:rPr>
                 <w:lang w:val="es-ES"/>
               </w:rPr>
-              <w:t>{skill}</w:t>
+              <w:t>{</w:t>
+            </w:r>
+            <w:proofErr w:type="spellStart"/>
+            <w:r>
+              <w:rPr>
+                <w:lang w:val="es-ES"/>
+              </w:rPr>
+              <w:t>skill</w:t>
+            </w:r>
+            <w:proofErr w:type="spellEnd"/>
+            <w:r>
+              <w:rPr>
+                <w:lang w:val="es-ES"/>
+              </w:rPr>
+              <w:t>}</w:t>
             </w:r>
           </w:p>
           <w:p>
@@ -1040,6 +1213,7 @@
     </w:p>
     <w:p>
       <w:pPr>
+        <w:keepNext/>
         <w:spacing w:after="0"/>
         <w:rPr>
           <w:b/>
@@ -1069,6 +1243,7 @@
     </w:p>
     <w:p>
       <w:pPr>
+        <w:keepNext/>
         <w:spacing w:after="0"/>
         <w:rPr>
           <w:b/>
@@ -1088,6 +1263,7 @@
     </w:p>
     <w:p>
       <w:pPr>
+        <w:keepNext/>
         <w:spacing w:after="0"/>
         <w:jc w:val="both"/>
       </w:pPr>
@@ -1097,6 +1273,7 @@
     </w:p>
     <w:p>
       <w:pPr>
+        <w:keepNext/>
         <w:spacing w:after="0"/>
         <w:jc w:val="both"/>
         <w:rPr>
@@ -1121,6 +1298,7 @@
           <w:bCs/>
         </w:rPr>
       </w:pPr>
+      <w:proofErr w:type="spellStart"/>
       <w:r>
         <w:rPr>
           <w:b/>
@@ -1128,6 +1306,7 @@
         </w:rPr>
         <w:t>Organization</w:t>
       </w:r>
+      <w:proofErr w:type="spellEnd"/>
       <w:r>
         <w:rPr>
           <w:b/>
@@ -1140,7 +1319,23 @@
           <w:b/>
           <w:bCs/>
         </w:rPr>
-        <w:t>{organizacion}</w:t>
+        <w:t>{</w:t>
+      </w:r>
+      <w:proofErr w:type="spellStart"/>
+      <w:r>
+        <w:rPr>
+          <w:b/>
+          <w:bCs/>
+        </w:rPr>
+        <w:t>organizacion</w:t>
+      </w:r>
+      <w:proofErr w:type="spellEnd"/>
+      <w:r>
+        <w:rPr>
+          <w:b/>
+          <w:bCs/>
+        </w:rPr>
+        <w:t>}</w:t>
       </w:r>
     </w:p>
     <w:p>
@@ -1163,14 +1358,24 @@
         <w:spacing w:after="0"/>
         <w:jc w:val="both"/>
       </w:pPr>
+      <w:proofErr w:type="spellStart"/>
       <w:r>
         <w:t>Description</w:t>
       </w:r>
+      <w:proofErr w:type="spellEnd"/>
       <w:r>
         <w:t xml:space="preserve">: </w:t>
       </w:r>
       <w:r>
-        <w:t>{descripcion}</w:t>
+        <w:t>{</w:t>
+      </w:r>
+      <w:proofErr w:type="spellStart"/>
+      <w:r>
+        <w:t>descripcion</w:t>
+      </w:r>
+      <w:proofErr w:type="spellEnd"/>
+      <w:r>
+        <w:t>}</w:t>
       </w:r>
     </w:p>
     <w:p>
@@ -1178,9 +1383,11 @@
         <w:spacing w:after="0"/>
         <w:jc w:val="both"/>
       </w:pPr>
+      <w:proofErr w:type="spellStart"/>
       <w:r>
         <w:t>Entity</w:t>
       </w:r>
+      <w:proofErr w:type="spellEnd"/>
       <w:r>
         <w:t>: {entidad}</w:t>
       </w:r>
@@ -1189,8 +1396,13 @@
       <w:pPr>
         <w:jc w:val="both"/>
       </w:pPr>
-      <w:r>
-        <w:t xml:space="preserve">Study </w:t>
+      <w:proofErr w:type="spellStart"/>
+      <w:r>
+        <w:t>Study</w:t>
+      </w:r>
+      <w:proofErr w:type="spellEnd"/>
+      <w:r>
+        <w:t xml:space="preserve"> </w:t>
       </w:r>
       <w:r>
         <w:t>t</w:t>
@@ -1201,9 +1413,11 @@
       <w:r>
         <w:t>: {</w:t>
       </w:r>
+      <w:proofErr w:type="spellStart"/>
       <w:r>
         <w:t>tiempoEstudio</w:t>
       </w:r>
+      <w:proofErr w:type="spellEnd"/>
       <w:r>
         <w:t>}</w:t>
       </w:r>
@@ -1223,7 +1437,15 @@
         <w:jc w:val="both"/>
       </w:pPr>
       <w:r>
-        <w:t>{/tieneCursos}</w:t>
+        <w:t>{/</w:t>
+      </w:r>
+      <w:proofErr w:type="spellStart"/>
+      <w:r>
+        <w:t>tieneCursos</w:t>
+      </w:r>
+      <w:proofErr w:type="spellEnd"/>
+      <w:r>
+        <w:t>}</w:t>
       </w:r>
     </w:p>
     <w:p>
@@ -1242,6 +1464,7 @@
     </w:p>
     <w:p>
       <w:pPr>
+        <w:keepNext/>
         <w:spacing w:after="0"/>
         <w:rPr>
           <w:b/>
@@ -1272,6 +1495,7 @@
     </w:p>
     <w:p>
       <w:pPr>
+        <w:keepNext/>
         <w:spacing w:after="0"/>
         <w:rPr>
           <w:b/>
@@ -1290,6 +1514,9 @@
       </w:r>
     </w:p>
     <w:p>
+      <w:pPr>
+        <w:keepNext/>
+      </w:pPr>
       <w:r>
         <w:t>{comentarios}</w:t>
       </w:r>
@@ -1299,7 +1526,15 @@
         <w:jc w:val="both"/>
       </w:pPr>
       <w:r>
-        <w:t>{/tieneComentarios}</w:t>
+        <w:t>{/</w:t>
+      </w:r>
+      <w:proofErr w:type="spellStart"/>
+      <w:r>
+        <w:t>tieneComentarios</w:t>
+      </w:r>
+      <w:proofErr w:type="spellEnd"/>
+      <w:r>
+        <w:t>}</w:t>
       </w:r>
     </w:p>
     <w:sectPr>

--- a/assets/PlantillaUnoColumnasEng.docx
+++ b/assets/PlantillaUnoColumnasEng.docx
@@ -839,6 +839,7 @@
           </w:tcPr>
           <w:p>
             <w:pPr>
+              <w:keepNext/>
               <w:rPr>
                 <w:b/>
                 <w:bCs/>
@@ -959,6 +960,7 @@
           </w:tcPr>
           <w:p>
             <w:pPr>
+              <w:keepNext/>
               <w:rPr>
                 <w:lang w:val="es-ES"/>
               </w:rPr>
@@ -1078,6 +1080,7 @@
           </w:tcPr>
           <w:p>
             <w:pPr>
+              <w:keepNext/>
               <w:rPr>
                 <w:lang w:val="es-ES"/>
               </w:rPr>
@@ -1092,6 +1095,7 @@
           <w:p>
             <w:pPr>
               <w:pStyle w:val="Prrafodelista"/>
+              <w:keepNext/>
               <w:numPr>
                 <w:ilvl w:val="0"/>
                 <w:numId w:val="5"/>
@@ -1109,6 +1113,7 @@
           </w:p>
           <w:p>
             <w:pPr>
+              <w:keepNext/>
               <w:rPr>
                 <w:lang w:val="es-ES"/>
               </w:rPr>
@@ -1127,6 +1132,7 @@
           </w:tcPr>
           <w:p>
             <w:pPr>
+              <w:keepNext/>
               <w:rPr>
                 <w:lang w:val="es-ES"/>
               </w:rPr>
@@ -1141,6 +1147,7 @@
           <w:p>
             <w:pPr>
               <w:pStyle w:val="Prrafodelista"/>
+              <w:keepNext/>
               <w:numPr>
                 <w:ilvl w:val="0"/>
                 <w:numId w:val="5"/>
@@ -1172,6 +1179,7 @@
           </w:p>
           <w:p>
             <w:pPr>
+              <w:keepNext/>
               <w:rPr>
                 <w:lang w:val="es-ES"/>
               </w:rPr>
@@ -1450,15 +1458,22 @@
     </w:p>
     <w:p>
       <w:pPr>
+        <w:spacing w:after="0"/>
         <w:jc w:val="both"/>
-        <w:rPr>
-          <w:lang w:val="es-ES"/>
-        </w:rPr>
-      </w:pPr>
-      <w:r>
-        <w:rPr>
-          <w:lang w:val="es-ES"/>
-        </w:rPr>
+      </w:pPr>
+    </w:p>
+    <w:p>
+      <w:pPr>
+        <w:jc w:val="both"/>
+        <w:rPr>
+          <w:lang w:val="es-ES"/>
+        </w:rPr>
+      </w:pPr>
+      <w:r>
+        <w:rPr>
+          <w:lang w:val="es-ES"/>
+        </w:rPr>
+        <w:lastRenderedPageBreak/>
         <w:t>{#tieneComentarios}</w:t>
       </w:r>
     </w:p>
@@ -1480,7 +1495,6 @@
           <w:color w:val="0070C0"/>
           <w:lang w:val="es-ES"/>
         </w:rPr>
-        <w:lastRenderedPageBreak/>
         <w:t>NOT</w:t>
       </w:r>
       <w:r>

--- a/assets/PlantillaUnoColumnasEng.docx
+++ b/assets/PlantillaUnoColumnasEng.docx
@@ -839,7 +839,6 @@
           </w:tcPr>
           <w:p>
             <w:pPr>
-              <w:keepNext/>
               <w:rPr>
                 <w:b/>
                 <w:bCs/>
@@ -960,7 +959,6 @@
           </w:tcPr>
           <w:p>
             <w:pPr>
-              <w:keepNext/>
               <w:rPr>
                 <w:lang w:val="es-ES"/>
               </w:rPr>
@@ -1080,7 +1078,6 @@
           </w:tcPr>
           <w:p>
             <w:pPr>
-              <w:keepNext/>
               <w:rPr>
                 <w:lang w:val="es-ES"/>
               </w:rPr>
@@ -1095,7 +1092,6 @@
           <w:p>
             <w:pPr>
               <w:pStyle w:val="Prrafodelista"/>
-              <w:keepNext/>
               <w:numPr>
                 <w:ilvl w:val="0"/>
                 <w:numId w:val="5"/>
@@ -1113,7 +1109,6 @@
           </w:p>
           <w:p>
             <w:pPr>
-              <w:keepNext/>
               <w:rPr>
                 <w:lang w:val="es-ES"/>
               </w:rPr>
@@ -1132,7 +1127,6 @@
           </w:tcPr>
           <w:p>
             <w:pPr>
-              <w:keepNext/>
               <w:rPr>
                 <w:lang w:val="es-ES"/>
               </w:rPr>
@@ -1147,7 +1141,6 @@
           <w:p>
             <w:pPr>
               <w:pStyle w:val="Prrafodelista"/>
-              <w:keepNext/>
               <w:numPr>
                 <w:ilvl w:val="0"/>
                 <w:numId w:val="5"/>
@@ -1179,7 +1172,6 @@
           </w:p>
           <w:p>
             <w:pPr>
-              <w:keepNext/>
               <w:rPr>
                 <w:lang w:val="es-ES"/>
               </w:rPr>
@@ -1458,22 +1450,15 @@
     </w:p>
     <w:p>
       <w:pPr>
-        <w:spacing w:after="0"/>
         <w:jc w:val="both"/>
-      </w:pPr>
-    </w:p>
-    <w:p>
-      <w:pPr>
-        <w:jc w:val="both"/>
-        <w:rPr>
-          <w:lang w:val="es-ES"/>
-        </w:rPr>
-      </w:pPr>
-      <w:r>
-        <w:rPr>
-          <w:lang w:val="es-ES"/>
-        </w:rPr>
-        <w:lastRenderedPageBreak/>
+        <w:rPr>
+          <w:lang w:val="es-ES"/>
+        </w:rPr>
+      </w:pPr>
+      <w:r>
+        <w:rPr>
+          <w:lang w:val="es-ES"/>
+        </w:rPr>
         <w:t>{#tieneComentarios}</w:t>
       </w:r>
     </w:p>
@@ -1495,6 +1480,7 @@
           <w:color w:val="0070C0"/>
           <w:lang w:val="es-ES"/>
         </w:rPr>
+        <w:lastRenderedPageBreak/>
         <w:t>NOT</w:t>
       </w:r>
       <w:r>

--- a/assets/PlantillaUnoColumnasEng.docx
+++ b/assets/PlantillaUnoColumnasEng.docx
@@ -1213,7 +1213,6 @@
     </w:p>
     <w:p>
       <w:pPr>
-        <w:keepNext/>
         <w:spacing w:after="0"/>
         <w:rPr>
           <w:b/>
@@ -1243,7 +1242,6 @@
     </w:p>
     <w:p>
       <w:pPr>
-        <w:keepNext/>
         <w:spacing w:after="0"/>
         <w:rPr>
           <w:b/>
@@ -1263,7 +1261,6 @@
     </w:p>
     <w:p>
       <w:pPr>
-        <w:keepNext/>
         <w:spacing w:after="0"/>
         <w:jc w:val="both"/>
       </w:pPr>
@@ -1273,7 +1270,6 @@
     </w:p>
     <w:p>
       <w:pPr>
-        <w:keepNext/>
         <w:spacing w:after="0"/>
         <w:jc w:val="both"/>
         <w:rPr>
@@ -1464,7 +1460,6 @@
     </w:p>
     <w:p>
       <w:pPr>
-        <w:keepNext/>
         <w:spacing w:after="0"/>
         <w:rPr>
           <w:b/>
@@ -1495,7 +1490,6 @@
     </w:p>
     <w:p>
       <w:pPr>
-        <w:keepNext/>
         <w:spacing w:after="0"/>
         <w:rPr>
           <w:b/>
@@ -1514,9 +1508,6 @@
       </w:r>
     </w:p>
     <w:p>
-      <w:pPr>
-        <w:keepNext/>
-      </w:pPr>
       <w:r>
         <w:t>{comentarios}</w:t>
       </w:r>
